--- a/КР_МальцеваАА_ПРО41_21032025_ПЕЧАТЬ.docx
+++ b/КР_МальцеваАА_ПРО41_21032025_ПЕЧАТЬ.docx
@@ -1911,6 +1911,7 @@
           <w:docPartUnique/>
         </w:docPartObj>
       </w:sdtPr>
+      <w:sdtEndPr/>
       <w:sdtContent>
         <w:p>
           <w:pPr>
@@ -3276,8 +3277,6 @@
       <w:r>
         <w:br w:type="page"/>
       </w:r>
-      <w:bookmarkStart w:id="0" w:name="_GoBack"/>
-      <w:bookmarkEnd w:id="0"/>
     </w:p>
     <w:p>
       <w:pPr>
@@ -3288,7 +3287,7 @@
           <w:sz w:val="28"/>
         </w:rPr>
       </w:pPr>
-      <w:bookmarkStart w:id="1" w:name="_Toc224943833"/>
+      <w:bookmarkStart w:id="0" w:name="_Toc224943833"/>
       <w:r>
         <w:rPr>
           <w:caps/>
@@ -3297,7 +3296,7 @@
         <w:lastRenderedPageBreak/>
         <w:t>Введение</w:t>
       </w:r>
-      <w:bookmarkEnd w:id="1"/>
+      <w:bookmarkEnd w:id="0"/>
     </w:p>
     <w:p>
       <w:pPr>
@@ -3702,7 +3701,21 @@
         <w:jc w:val="both"/>
       </w:pPr>
       <w:r>
-        <w:t>Пояснительная записка содержит следующие приложения: А – Система контроля версий.</w:t>
+        <w:t>Пояснительная записк</w:t>
+      </w:r>
+      <w:r>
+        <w:t xml:space="preserve">а содержит следующие приложения </w:t>
+      </w:r>
+      <w:r>
+        <w:t xml:space="preserve">– </w:t>
+      </w:r>
+      <w:r>
+        <w:t>ссылка на систему</w:t>
+      </w:r>
+      <w:bookmarkStart w:id="1" w:name="_GoBack"/>
+      <w:bookmarkEnd w:id="1"/>
+      <w:r>
+        <w:t xml:space="preserve"> контроля версий.</w:t>
       </w:r>
     </w:p>
     <w:p>
@@ -7685,11 +7698,15 @@
         <w:jc w:val="center"/>
       </w:pPr>
       <w:r>
+        <w:rPr>
+          <w:noProof/>
+          <w:lang w:eastAsia="ru-RU"/>
+        </w:rPr>
         <w:drawing>
-          <wp:inline distT="0" distB="0" distL="0" distR="0" wp14:anchorId="53E36019" wp14:editId="54EA722D">
-            <wp:extent cx="5763895" cy="3697593"/>
-            <wp:effectExtent l="19050" t="19050" r="8255" b="0"/>
-            <wp:docPr id="17" name="Рисунок 17"/>
+          <wp:inline distT="0" distB="0" distL="0" distR="0" wp14:anchorId="59B6F5FC" wp14:editId="585C2283">
+            <wp:extent cx="6066209" cy="3476625"/>
+            <wp:effectExtent l="19050" t="19050" r="0" b="0"/>
+            <wp:docPr id="10" name="Рисунок 10"/>
             <wp:cNvGraphicFramePr>
               <a:graphicFrameLocks xmlns:a="http://schemas.openxmlformats.org/drawingml/2006/main" noChangeAspect="1"/>
             </wp:cNvGraphicFramePr>
@@ -7709,7 +7726,7 @@
                   <pic:spPr>
                     <a:xfrm>
                       <a:off x="0" y="0"/>
-                      <a:ext cx="5771719" cy="3702612"/>
+                      <a:ext cx="6081405" cy="3485334"/>
                     </a:xfrm>
                     <a:prstGeom prst="rect">
                       <a:avLst/>
@@ -7790,11 +7807,11 @@
         <w:t xml:space="preserve">состоит из следующих полей: «ID» - первичный ключ, «ИНН», </w:t>
       </w:r>
       <w:r>
-        <w:t xml:space="preserve">«Номер телефона», «Фамилия», «Имя», «Отчество», «Должность» - внешний ключ, «Отдел» - </w:t>
+        <w:t xml:space="preserve">«Номер телефона», «Фамилия», «Имя», «Отчество», «Должность» - внешний ключ, «Отдел» - внешний ключ, «Рабочее место» - внешний ключ. Сотруднику соответствуют только одна </w:t>
       </w:r>
       <w:r>
         <w:lastRenderedPageBreak/>
-        <w:t>внешний ключ, «Рабочее место» - внешний ключ. Сотруднику соответствуют только одна должность, один отдел и один кабинет и обязательно соответствует. Сотрудник может быть, как заказчиком, так и техником в одном лице и быть в одном или нескольких листах заявки, при этом обязательно быть в листе заявки.</w:t>
+        <w:t>должность, один отдел и один кабинет и обязательно соответствует. Сотрудник может быть, как заказчиком, так и техником в одном лице и быть в одном или нескольких листах заявки, при этом обязательно быть в листе заявки.</w:t>
       </w:r>
     </w:p>
     <w:p>
@@ -8056,7 +8073,7 @@
           <w:sz w:val="24"/>
           <w:szCs w:val="24"/>
         </w:rPr>
-        <w:t>Изменение приоритета заявки;</w:t>
+        <w:t>Изменение статуса;</w:t>
       </w:r>
     </w:p>
     <w:p>
@@ -8080,7 +8097,7 @@
           <w:sz w:val="24"/>
           <w:szCs w:val="24"/>
         </w:rPr>
-        <w:t>Изменение статуса;</w:t>
+        <w:t>Указание даты и времени выполнения;</w:t>
       </w:r>
     </w:p>
     <w:p>
@@ -8104,7 +8121,7 @@
           <w:sz w:val="24"/>
           <w:szCs w:val="24"/>
         </w:rPr>
-        <w:t>Указание даты и времени выполнения;</w:t>
+        <w:t>Закрытие заявки;</w:t>
       </w:r>
     </w:p>
     <w:p>
@@ -8128,7 +8145,16 @@
           <w:sz w:val="24"/>
           <w:szCs w:val="24"/>
         </w:rPr>
-        <w:t>Закрытие заявки;</w:t>
+        <w:t>Сохранение заявки;</w:t>
+      </w:r>
+    </w:p>
+    <w:p>
+      <w:pPr>
+        <w:ind w:firstLine="709"/>
+        <w:jc w:val="both"/>
+      </w:pPr>
+      <w:r>
+        <w:t>Функциональные требования:</w:t>
       </w:r>
     </w:p>
     <w:p>
@@ -8152,17 +8178,16 @@
           <w:sz w:val="24"/>
           <w:szCs w:val="24"/>
         </w:rPr>
-        <w:t>Сохранение заявки;</w:t>
-      </w:r>
-    </w:p>
-    <w:p>
-      <w:pPr>
-        <w:ind w:firstLine="709"/>
-        <w:jc w:val="both"/>
-      </w:pPr>
-      <w:r>
-        <w:lastRenderedPageBreak/>
-        <w:t>Функциональные требования:</w:t>
+        <w:t>Авторизация пользователей</w:t>
+      </w:r>
+      <w:r>
+        <w:rPr>
+          <w:rFonts w:ascii="Times New Roman" w:eastAsia="Times New Roman" w:hAnsi="Times New Roman"/>
+          <w:sz w:val="24"/>
+          <w:szCs w:val="24"/>
+          <w:lang w:val="en-US"/>
+        </w:rPr>
+        <w:t>;</w:t>
       </w:r>
     </w:p>
     <w:p>
@@ -8186,7 +8211,8 @@
           <w:sz w:val="24"/>
           <w:szCs w:val="24"/>
         </w:rPr>
-        <w:t>Авторизация пользователей</w:t>
+        <w:lastRenderedPageBreak/>
+        <w:t>Создание заявки на ремонт</w:t>
       </w:r>
       <w:r>
         <w:rPr>
@@ -8219,7 +8245,7 @@
           <w:sz w:val="24"/>
           <w:szCs w:val="24"/>
         </w:rPr>
-        <w:t>Создание заявки на ремонт</w:t>
+        <w:t>Автофиксация даты регистрации заявки</w:t>
       </w:r>
       <w:r>
         <w:rPr>
@@ -8252,7 +8278,7 @@
           <w:sz w:val="24"/>
           <w:szCs w:val="24"/>
         </w:rPr>
-        <w:t>Автофиксация даты регистрации заявки</w:t>
+        <w:t>Назначение исполнителя на заявку</w:t>
       </w:r>
       <w:r>
         <w:rPr>
@@ -8285,7 +8311,7 @@
           <w:sz w:val="24"/>
           <w:szCs w:val="24"/>
         </w:rPr>
-        <w:t>Назначение исполнителя на заявку</w:t>
+        <w:t>Добавление комментариев к заявке</w:t>
       </w:r>
       <w:r>
         <w:rPr>
@@ -8306,80 +8332,14 @@
         </w:numPr>
         <w:spacing w:after="0" w:line="360" w:lineRule="auto"/>
         <w:jc w:val="both"/>
+      </w:pPr>
+      <w:r>
         <w:rPr>
           <w:rFonts w:ascii="Times New Roman" w:eastAsia="Times New Roman" w:hAnsi="Times New Roman"/>
           <w:sz w:val="24"/>
           <w:szCs w:val="24"/>
         </w:rPr>
-      </w:pPr>
-      <w:r>
-        <w:rPr>
-          <w:rFonts w:ascii="Times New Roman" w:eastAsia="Times New Roman" w:hAnsi="Times New Roman"/>
-          <w:sz w:val="24"/>
-          <w:szCs w:val="24"/>
-        </w:rPr>
-        <w:t>Добавление комментариев к заявке</w:t>
-      </w:r>
-      <w:r>
-        <w:rPr>
-          <w:rFonts w:ascii="Times New Roman" w:eastAsia="Times New Roman" w:hAnsi="Times New Roman"/>
-          <w:sz w:val="24"/>
-          <w:szCs w:val="24"/>
-          <w:lang w:val="en-US"/>
-        </w:rPr>
-        <w:t>;</w:t>
-      </w:r>
-    </w:p>
-    <w:p>
-      <w:pPr>
-        <w:pStyle w:val="af9"/>
-        <w:numPr>
-          <w:ilvl w:val="0"/>
-          <w:numId w:val="1"/>
-        </w:numPr>
-        <w:spacing w:after="0" w:line="360" w:lineRule="auto"/>
-        <w:jc w:val="both"/>
-        <w:rPr>
-          <w:rFonts w:ascii="Times New Roman" w:eastAsia="Times New Roman" w:hAnsi="Times New Roman"/>
-          <w:sz w:val="24"/>
-          <w:szCs w:val="24"/>
-        </w:rPr>
-      </w:pPr>
-      <w:r>
-        <w:rPr>
-          <w:rFonts w:ascii="Times New Roman" w:eastAsia="Times New Roman" w:hAnsi="Times New Roman"/>
-          <w:sz w:val="24"/>
-          <w:szCs w:val="24"/>
-        </w:rPr>
         <w:t>Поиск и фильтрация заявок</w:t>
-      </w:r>
-      <w:r>
-        <w:rPr>
-          <w:rFonts w:ascii="Times New Roman" w:eastAsia="Times New Roman" w:hAnsi="Times New Roman"/>
-          <w:sz w:val="24"/>
-          <w:szCs w:val="24"/>
-          <w:lang w:val="en-US"/>
-        </w:rPr>
-        <w:t>;</w:t>
-      </w:r>
-    </w:p>
-    <w:p>
-      <w:pPr>
-        <w:pStyle w:val="af9"/>
-        <w:numPr>
-          <w:ilvl w:val="0"/>
-          <w:numId w:val="1"/>
-        </w:numPr>
-        <w:spacing w:after="0" w:line="360" w:lineRule="auto"/>
-        <w:jc w:val="both"/>
-      </w:pPr>
-      <w:r>
-        <w:rPr>
-          <w:rFonts w:ascii="Times New Roman" w:eastAsia="Times New Roman" w:hAnsi="Times New Roman"/>
-          <w:sz w:val="24"/>
-          <w:szCs w:val="24"/>
-        </w:rPr>
-        <w:t>Ведение истории изменений заявки</w:t>
       </w:r>
       <w:r>
         <w:rPr>
@@ -9979,6 +9939,21 @@
       <w:pPr>
         <w:jc w:val="both"/>
       </w:pPr>
+    </w:p>
+    <w:p>
+      <w:pPr>
+        <w:jc w:val="both"/>
+      </w:pPr>
+    </w:p>
+    <w:p>
+      <w:pPr>
+        <w:jc w:val="both"/>
+      </w:pPr>
+    </w:p>
+    <w:p>
+      <w:pPr>
+        <w:jc w:val="both"/>
+      </w:pPr>
       <w:r>
         <w:lastRenderedPageBreak/>
         <w:t>Таблица 6</w:t>
@@ -13589,17 +13564,11 @@
     <w:p>
       <w:pPr>
         <w:jc w:val="both"/>
-        <w:rPr>
-          <w:lang w:val="en-US"/>
-        </w:rPr>
       </w:pPr>
       <w:r>
         <w:t>Листинг</w:t>
       </w:r>
       <w:r>
-        <w:rPr>
-          <w:lang w:val="en-US"/>
-        </w:rPr>
         <w:t xml:space="preserve"> 2 – </w:t>
       </w:r>
       <w:r>
@@ -13615,32 +13584,82 @@
         <w:jc w:val="both"/>
         <w:rPr>
           <w:rFonts w:ascii="Courier New" w:hAnsi="Courier New" w:cs="Courier New"/>
-          <w:lang w:val="en-US"/>
-        </w:rPr>
-      </w:pPr>
-      <w:r>
-        <w:rPr>
-          <w:rFonts w:ascii="Courier New" w:hAnsi="Courier New" w:cs="Courier New"/>
-          <w:lang w:val="en-US"/>
-        </w:rPr>
-        <w:t>def login_view(request):</w:t>
-      </w:r>
-    </w:p>
-    <w:p>
-      <w:pPr>
-        <w:spacing w:line="240" w:lineRule="auto"/>
-        <w:jc w:val="both"/>
-        <w:rPr>
-          <w:rFonts w:ascii="Courier New" w:hAnsi="Courier New" w:cs="Courier New"/>
-          <w:lang w:val="en-US"/>
-        </w:rPr>
-      </w:pPr>
-      <w:r>
-        <w:rPr>
-          <w:rFonts w:ascii="Courier New" w:hAnsi="Courier New" w:cs="Courier New"/>
-          <w:lang w:val="en-US"/>
-        </w:rPr>
-        <w:t xml:space="preserve">    if request.method == 'POST':</w:t>
+        </w:rPr>
+      </w:pPr>
+      <w:r>
+        <w:rPr>
+          <w:rFonts w:ascii="Courier New" w:hAnsi="Courier New" w:cs="Courier New"/>
+          <w:lang w:val="en-US"/>
+        </w:rPr>
+        <w:t>def</w:t>
+      </w:r>
+      <w:r>
+        <w:rPr>
+          <w:rFonts w:ascii="Courier New" w:hAnsi="Courier New" w:cs="Courier New"/>
+        </w:rPr>
+        <w:t xml:space="preserve"> </w:t>
+      </w:r>
+      <w:r>
+        <w:rPr>
+          <w:rFonts w:ascii="Courier New" w:hAnsi="Courier New" w:cs="Courier New"/>
+          <w:lang w:val="en-US"/>
+        </w:rPr>
+        <w:t>login</w:t>
+      </w:r>
+      <w:r>
+        <w:rPr>
+          <w:rFonts w:ascii="Courier New" w:hAnsi="Courier New" w:cs="Courier New"/>
+        </w:rPr>
+        <w:t>_</w:t>
+      </w:r>
+      <w:r>
+        <w:rPr>
+          <w:rFonts w:ascii="Courier New" w:hAnsi="Courier New" w:cs="Courier New"/>
+          <w:lang w:val="en-US"/>
+        </w:rPr>
+        <w:t>view</w:t>
+      </w:r>
+      <w:r>
+        <w:rPr>
+          <w:rFonts w:ascii="Courier New" w:hAnsi="Courier New" w:cs="Courier New"/>
+        </w:rPr>
+        <w:t>(</w:t>
+      </w:r>
+      <w:r>
+        <w:rPr>
+          <w:rFonts w:ascii="Courier New" w:hAnsi="Courier New" w:cs="Courier New"/>
+          <w:lang w:val="en-US"/>
+        </w:rPr>
+        <w:t>request</w:t>
+      </w:r>
+      <w:r>
+        <w:rPr>
+          <w:rFonts w:ascii="Courier New" w:hAnsi="Courier New" w:cs="Courier New"/>
+        </w:rPr>
+        <w:t>):</w:t>
+      </w:r>
+    </w:p>
+    <w:p>
+      <w:pPr>
+        <w:spacing w:line="240" w:lineRule="auto"/>
+        <w:jc w:val="both"/>
+        <w:rPr>
+          <w:rFonts w:ascii="Courier New" w:hAnsi="Courier New" w:cs="Courier New"/>
+          <w:lang w:val="en-US"/>
+        </w:rPr>
+      </w:pPr>
+      <w:r>
+        <w:rPr>
+          <w:rFonts w:ascii="Courier New" w:hAnsi="Courier New" w:cs="Courier New"/>
+        </w:rPr>
+        <w:t xml:space="preserve">    </w:t>
+      </w:r>
+      <w:r>
+        <w:rPr>
+          <w:rFonts w:ascii="Courier New" w:hAnsi="Courier New" w:cs="Courier New"/>
+          <w:lang w:val="en-US"/>
+        </w:rPr>
+        <w:t>if request.method == 'POST':</w:t>
       </w:r>
     </w:p>
     <w:p>
@@ -13828,7 +13847,6 @@
         <w:jc w:val="both"/>
         <w:rPr>
           <w:rFonts w:ascii="Courier New" w:hAnsi="Courier New" w:cs="Courier New"/>
-          <w:lang w:val="en-US"/>
         </w:rPr>
       </w:pPr>
       <w:r>
@@ -13836,9 +13854,6 @@
         <w:t>Продолжение</w:t>
       </w:r>
       <w:r>
-        <w:rPr>
-          <w:lang w:val="en-US"/>
-        </w:rPr>
         <w:t xml:space="preserve"> </w:t>
       </w:r>
       <w:r>
@@ -13859,7 +13874,6 @@
       <w:r>
         <w:rPr>
           <w:rFonts w:ascii="Courier New" w:hAnsi="Courier New" w:cs="Courier New"/>
-          <w:lang w:val="en-US"/>
         </w:rPr>
         <w:t xml:space="preserve">                </w:t>
       </w:r>
@@ -14109,6 +14123,7 @@
         <w:jc w:val="both"/>
         <w:rPr>
           <w:rFonts w:ascii="Courier New" w:hAnsi="Courier New" w:cs="Courier New"/>
+          <w:lang w:val="en-US"/>
         </w:rPr>
       </w:pPr>
       <w:r>
@@ -14123,6 +14138,9 @@
       <w:pPr>
         <w:ind w:firstLine="709"/>
         <w:jc w:val="both"/>
+        <w:rPr>
+          <w:lang w:val="en-US"/>
+        </w:rPr>
       </w:pPr>
     </w:p>
     <w:p>
@@ -14131,6 +14149,10 @@
         <w:jc w:val="center"/>
       </w:pPr>
       <w:r>
+        <w:rPr>
+          <w:noProof/>
+          <w:lang w:eastAsia="ru-RU"/>
+        </w:rPr>
         <w:drawing>
           <wp:inline distT="0" distB="0" distL="0" distR="0" wp14:anchorId="412B130C" wp14:editId="2C868003">
             <wp:extent cx="4500769" cy="2343150"/>
@@ -14222,78 +14244,111 @@
         <w:t>.</w:t>
       </w:r>
       <w:r>
+        <w:t xml:space="preserve"> Реализация показана на рисунке 3.2.</w:t>
+      </w:r>
+    </w:p>
+    <w:p>
+      <w:pPr>
+        <w:jc w:val="both"/>
+      </w:pPr>
+      <w:r>
+        <w:t>Листинг</w:t>
+      </w:r>
+      <w:r>
+        <w:t xml:space="preserve"> 4 – </w:t>
+      </w:r>
+      <w:r>
+        <w:rPr>
+          <w:lang w:val="en-US"/>
+        </w:rPr>
+        <w:t>S</w:t>
+      </w:r>
+      <w:r>
+        <w:rPr>
+          <w:lang w:val="en-US"/>
+        </w:rPr>
+        <w:t>how</w:t>
+      </w:r>
+      <w:r>
+        <w:t>_</w:t>
+      </w:r>
+      <w:r>
+        <w:rPr>
+          <w:lang w:val="en-US"/>
+        </w:rPr>
+        <w:t>customer</w:t>
+      </w:r>
+    </w:p>
+    <w:p>
+      <w:pPr>
+        <w:spacing w:line="240" w:lineRule="auto"/>
+        <w:rPr>
+          <w:rFonts w:ascii="Courier New" w:hAnsi="Courier New" w:cs="Courier New"/>
+        </w:rPr>
+      </w:pPr>
+      <w:r>
+        <w:rPr>
+          <w:rFonts w:ascii="Courier New" w:hAnsi="Courier New" w:cs="Courier New"/>
+          <w:lang w:val="en-US"/>
+        </w:rPr>
+        <w:t>def</w:t>
+      </w:r>
+      <w:r>
+        <w:rPr>
+          <w:rFonts w:ascii="Courier New" w:hAnsi="Courier New" w:cs="Courier New"/>
+        </w:rPr>
         <w:t xml:space="preserve"> </w:t>
       </w:r>
       <w:r>
-        <w:t>Реализация показана на рисун</w:t>
-      </w:r>
-      <w:r>
-        <w:t>ке 3.2</w:t>
-      </w:r>
-      <w:r>
-        <w:t>.</w:t>
-      </w:r>
-    </w:p>
-    <w:p>
-      <w:pPr>
-        <w:jc w:val="both"/>
-      </w:pPr>
-      <w:r>
-        <w:t>Листинг</w:t>
-      </w:r>
-      <w:r>
-        <w:t xml:space="preserve"> 4 – </w:t>
-      </w:r>
-      <w:r>
-        <w:rPr>
-          <w:lang w:val="en-US"/>
-        </w:rPr>
-        <w:t>S</w:t>
-      </w:r>
-      <w:r>
-        <w:rPr>
-          <w:lang w:val="en-US"/>
-        </w:rPr>
-        <w:t>how</w:t>
-      </w:r>
-      <w:r>
+        <w:rPr>
+          <w:rFonts w:ascii="Courier New" w:hAnsi="Courier New" w:cs="Courier New"/>
+          <w:lang w:val="en-US"/>
+        </w:rPr>
+        <w:t>show</w:t>
+      </w:r>
+      <w:r>
+        <w:rPr>
+          <w:rFonts w:ascii="Courier New" w:hAnsi="Courier New" w:cs="Courier New"/>
+        </w:rPr>
         <w:t>_</w:t>
       </w:r>
       <w:r>
         <w:rPr>
+          <w:rFonts w:ascii="Courier New" w:hAnsi="Courier New" w:cs="Courier New"/>
           <w:lang w:val="en-US"/>
         </w:rPr>
         <w:t>customer</w:t>
       </w:r>
-    </w:p>
-    <w:p>
-      <w:pPr>
-        <w:spacing w:line="240" w:lineRule="auto"/>
-        <w:rPr>
-          <w:rFonts w:ascii="Courier New" w:hAnsi="Courier New" w:cs="Courier New"/>
-          <w:lang w:val="en-US"/>
-        </w:rPr>
-      </w:pPr>
-      <w:r>
-        <w:rPr>
-          <w:rFonts w:ascii="Courier New" w:hAnsi="Courier New" w:cs="Courier New"/>
-          <w:lang w:val="en-US"/>
-        </w:rPr>
-        <w:t>def show_customer(request):</w:t>
-      </w:r>
-    </w:p>
-    <w:p>
-      <w:pPr>
-        <w:spacing w:line="240" w:lineRule="auto"/>
-        <w:rPr>
-          <w:rFonts w:ascii="Courier New" w:hAnsi="Courier New" w:cs="Courier New"/>
-          <w:lang w:val="en-US"/>
-        </w:rPr>
-      </w:pPr>
-      <w:r>
-        <w:rPr>
-          <w:rFonts w:ascii="Courier New" w:hAnsi="Courier New" w:cs="Courier New"/>
-          <w:lang w:val="en-US"/>
+      <w:r>
+        <w:rPr>
+          <w:rFonts w:ascii="Courier New" w:hAnsi="Courier New" w:cs="Courier New"/>
+        </w:rPr>
+        <w:t>(</w:t>
+      </w:r>
+      <w:r>
+        <w:rPr>
+          <w:rFonts w:ascii="Courier New" w:hAnsi="Courier New" w:cs="Courier New"/>
+          <w:lang w:val="en-US"/>
+        </w:rPr>
+        <w:t>request</w:t>
+      </w:r>
+      <w:r>
+        <w:rPr>
+          <w:rFonts w:ascii="Courier New" w:hAnsi="Courier New" w:cs="Courier New"/>
+        </w:rPr>
+        <w:t>):</w:t>
+      </w:r>
+    </w:p>
+    <w:p>
+      <w:pPr>
+        <w:spacing w:line="240" w:lineRule="auto"/>
+        <w:rPr>
+          <w:rFonts w:ascii="Courier New" w:hAnsi="Courier New" w:cs="Courier New"/>
+        </w:rPr>
+      </w:pPr>
+      <w:r>
+        <w:rPr>
+          <w:rFonts w:ascii="Courier New" w:hAnsi="Courier New" w:cs="Courier New"/>
         </w:rPr>
         <w:t xml:space="preserve">    # </w:t>
       </w:r>
@@ -14306,7 +14361,6 @@
       <w:r>
         <w:rPr>
           <w:rFonts w:ascii="Courier New" w:hAnsi="Courier New" w:cs="Courier New"/>
-          <w:lang w:val="en-US"/>
         </w:rPr>
         <w:t xml:space="preserve"> </w:t>
       </w:r>
@@ -14328,9 +14382,15 @@
       <w:r>
         <w:rPr>
           <w:rFonts w:ascii="Courier New" w:hAnsi="Courier New" w:cs="Courier New"/>
-          <w:lang w:val="en-US"/>
-        </w:rPr>
-        <w:t xml:space="preserve">    if 'user_id' not in request.session:</w:t>
+        </w:rPr>
+        <w:t xml:space="preserve">    </w:t>
+      </w:r>
+      <w:r>
+        <w:rPr>
+          <w:rFonts w:ascii="Courier New" w:hAnsi="Courier New" w:cs="Courier New"/>
+          <w:lang w:val="en-US"/>
+        </w:rPr>
+        <w:t>if 'user_id' not in request.session:</w:t>
       </w:r>
     </w:p>
     <w:p>
@@ -14764,6 +14824,10 @@
         <w:jc w:val="center"/>
       </w:pPr>
       <w:r>
+        <w:rPr>
+          <w:noProof/>
+          <w:lang w:eastAsia="ru-RU"/>
+        </w:rPr>
         <w:drawing>
           <wp:inline distT="0" distB="0" distL="0" distR="0" wp14:anchorId="3EE9C5F6" wp14:editId="295C4429">
             <wp:extent cx="5006704" cy="5153025"/>
@@ -14823,6 +14887,9 @@
       <w:pPr>
         <w:ind w:firstLine="709"/>
         <w:jc w:val="both"/>
+        <w:rPr>
+          <w:lang w:val="en-US"/>
+        </w:rPr>
       </w:pPr>
       <w:r>
         <w:t xml:space="preserve">Функция </w:t>
@@ -14858,16 +14925,40 @@
         <w:t>.</w:t>
       </w:r>
       <w:r>
+        <w:t xml:space="preserve"> Реализация</w:t>
+      </w:r>
+      <w:r>
+        <w:rPr>
+          <w:lang w:val="en-US"/>
+        </w:rPr>
         <w:t xml:space="preserve"> </w:t>
       </w:r>
       <w:r>
-        <w:t>Реализация показана на рисун</w:t>
-      </w:r>
-      <w:r>
-        <w:t>ке 3.3</w:t>
-      </w:r>
-      <w:r>
-        <w:t>.</w:t>
+        <w:t>показана</w:t>
+      </w:r>
+      <w:r>
+        <w:rPr>
+          <w:lang w:val="en-US"/>
+        </w:rPr>
+        <w:t xml:space="preserve"> </w:t>
+      </w:r>
+      <w:r>
+        <w:t>на</w:t>
+      </w:r>
+      <w:r>
+        <w:rPr>
+          <w:lang w:val="en-US"/>
+        </w:rPr>
+        <w:t xml:space="preserve"> </w:t>
+      </w:r>
+      <w:r>
+        <w:t>рисунке</w:t>
+      </w:r>
+      <w:r>
+        <w:rPr>
+          <w:lang w:val="en-US"/>
+        </w:rPr>
+        <w:t xml:space="preserve"> 3.3.</w:t>
       </w:r>
     </w:p>
     <w:p>
@@ -14881,10 +14972,10 @@
         <w:t>Листинг</w:t>
       </w:r>
       <w:r>
-        <w:t xml:space="preserve"> 5</w:t>
-      </w:r>
-      <w:r>
-        <w:t xml:space="preserve"> – </w:t>
+        <w:rPr>
+          <w:lang w:val="en-US"/>
+        </w:rPr>
+        <w:t xml:space="preserve"> 5 – </w:t>
       </w:r>
       <w:r>
         <w:rPr>
@@ -15036,6 +15127,7 @@
       <w:r>
         <w:rPr>
           <w:rFonts w:ascii="Courier New" w:hAnsi="Courier New" w:cs="Courier New"/>
+          <w:lang w:val="en-US"/>
         </w:rPr>
         <w:t xml:space="preserve"> </w:t>
       </w:r>
@@ -15232,6 +15324,9 @@
       <w:pPr>
         <w:ind w:firstLine="709"/>
         <w:jc w:val="center"/>
+        <w:rPr>
+          <w:lang w:val="en-US"/>
+        </w:rPr>
       </w:pPr>
     </w:p>
     <w:p>
@@ -15240,6 +15335,10 @@
         <w:jc w:val="center"/>
       </w:pPr>
       <w:r>
+        <w:rPr>
+          <w:noProof/>
+          <w:lang w:eastAsia="ru-RU"/>
+        </w:rPr>
         <w:drawing>
           <wp:inline distT="0" distB="0" distL="0" distR="0" wp14:anchorId="53AFB1E9" wp14:editId="16490965">
             <wp:extent cx="3943350" cy="3105508"/>
@@ -15290,6 +15389,9 @@
       <w:pPr>
         <w:ind w:firstLine="709"/>
         <w:jc w:val="both"/>
+        <w:rPr>
+          <w:lang w:val="en-US"/>
+        </w:rPr>
       </w:pPr>
       <w:r>
         <w:lastRenderedPageBreak/>
@@ -15314,16 +15416,40 @@
         <w:t xml:space="preserve"> предоставляет технику полный доступ ко всем заявкам системы с расширенными возможностями фильтрации по заказчику, оборудованию и комментариям, а также реализует сортировку списка по дате, статусу или имени заказчика для удобного управления нагрузкой</w:t>
       </w:r>
       <w:r>
-        <w:t xml:space="preserve">. </w:t>
-      </w:r>
-      <w:r>
-        <w:t>Реализация показана на рисун</w:t>
-      </w:r>
-      <w:r>
-        <w:t>ке 3.4</w:t>
-      </w:r>
-      <w:r>
-        <w:t>.</w:t>
+        <w:t>. Реализация</w:t>
+      </w:r>
+      <w:r>
+        <w:rPr>
+          <w:lang w:val="en-US"/>
+        </w:rPr>
+        <w:t xml:space="preserve"> </w:t>
+      </w:r>
+      <w:r>
+        <w:t>показана</w:t>
+      </w:r>
+      <w:r>
+        <w:rPr>
+          <w:lang w:val="en-US"/>
+        </w:rPr>
+        <w:t xml:space="preserve"> </w:t>
+      </w:r>
+      <w:r>
+        <w:t>на</w:t>
+      </w:r>
+      <w:r>
+        <w:rPr>
+          <w:lang w:val="en-US"/>
+        </w:rPr>
+        <w:t xml:space="preserve"> </w:t>
+      </w:r>
+      <w:r>
+        <w:t>рисунке</w:t>
+      </w:r>
+      <w:r>
+        <w:rPr>
+          <w:lang w:val="en-US"/>
+        </w:rPr>
+        <w:t xml:space="preserve"> 3.4.</w:t>
       </w:r>
     </w:p>
     <w:p>
@@ -15719,7 +15845,8 @@
       </w:pPr>
       <w:r>
         <w:rPr>
-          <w:lang w:val="en-US"/>
+          <w:noProof/>
+          <w:lang w:eastAsia="ru-RU"/>
         </w:rPr>
         <w:drawing>
           <wp:inline distT="0" distB="0" distL="0" distR="0" wp14:anchorId="0AFA21B1" wp14:editId="38EB270B">
@@ -15771,6 +15898,9 @@
       <w:pPr>
         <w:ind w:firstLine="709"/>
         <w:jc w:val="both"/>
+        <w:rPr>
+          <w:lang w:val="en-US"/>
+        </w:rPr>
       </w:pPr>
       <w:r>
         <w:lastRenderedPageBreak/>
@@ -15825,30 +15955,57 @@
         <w:t>бы техник сразу мог просмотреть созданные и еще не взятые на починку.</w:t>
       </w:r>
       <w:r>
+        <w:t xml:space="preserve"> Реализация</w:t>
+      </w:r>
+      <w:r>
+        <w:rPr>
+          <w:lang w:val="en-US"/>
+        </w:rPr>
         <w:t xml:space="preserve"> </w:t>
       </w:r>
       <w:r>
-        <w:t>Реализация показана на рисун</w:t>
-      </w:r>
-      <w:r>
-        <w:t>ке 3.5</w:t>
-      </w:r>
-      <w:r>
-        <w:t>.</w:t>
-      </w:r>
-    </w:p>
-    <w:p>
-      <w:pPr>
-        <w:jc w:val="both"/>
+        <w:t>показана</w:t>
+      </w:r>
+      <w:r>
+        <w:rPr>
+          <w:lang w:val="en-US"/>
+        </w:rPr>
+        <w:t xml:space="preserve"> </w:t>
+      </w:r>
+      <w:r>
+        <w:t>на</w:t>
+      </w:r>
+      <w:r>
+        <w:rPr>
+          <w:lang w:val="en-US"/>
+        </w:rPr>
+        <w:t xml:space="preserve"> </w:t>
+      </w:r>
+      <w:r>
+        <w:t>рисунке</w:t>
+      </w:r>
+      <w:r>
+        <w:rPr>
+          <w:lang w:val="en-US"/>
+        </w:rPr>
+        <w:t xml:space="preserve"> 3.5.</w:t>
+      </w:r>
+    </w:p>
+    <w:p>
+      <w:pPr>
+        <w:jc w:val="both"/>
+        <w:rPr>
+          <w:lang w:val="en-US"/>
+        </w:rPr>
       </w:pPr>
       <w:r>
         <w:t>Листинг</w:t>
       </w:r>
       <w:r>
-        <w:t xml:space="preserve"> 7</w:t>
-      </w:r>
-      <w:r>
-        <w:t xml:space="preserve"> – </w:t>
+        <w:rPr>
+          <w:lang w:val="en-US"/>
+        </w:rPr>
+        <w:t xml:space="preserve"> 7 – </w:t>
       </w:r>
       <w:r>
         <w:rPr>
@@ -15863,10 +16020,10 @@
         <w:t>how</w:t>
       </w:r>
       <w:r>
-        <w:t>_</w:t>
-      </w:r>
-      <w:r>
-        <w:t xml:space="preserve"> </w:t>
+        <w:rPr>
+          <w:lang w:val="en-US"/>
+        </w:rPr>
+        <w:t xml:space="preserve">_ </w:t>
       </w:r>
       <w:r>
         <w:rPr>
@@ -15875,6 +16032,9 @@
         <w:t>new</w:t>
       </w:r>
       <w:r>
+        <w:rPr>
+          <w:lang w:val="en-US"/>
+        </w:rPr>
         <w:t>_</w:t>
       </w:r>
       <w:r>
@@ -16067,6 +16227,10 @@
         <w:jc w:val="center"/>
       </w:pPr>
       <w:r>
+        <w:rPr>
+          <w:noProof/>
+          <w:lang w:eastAsia="ru-RU"/>
+        </w:rPr>
         <w:drawing>
           <wp:inline distT="0" distB="0" distL="0" distR="0" wp14:anchorId="30459D20" wp14:editId="79A99D14">
             <wp:extent cx="4543425" cy="4213104"/>
@@ -16123,6 +16287,9 @@
       <w:pPr>
         <w:ind w:firstLine="709"/>
         <w:jc w:val="both"/>
+        <w:rPr>
+          <w:lang w:val="en-US"/>
+        </w:rPr>
       </w:pPr>
       <w:r>
         <w:t xml:space="preserve">Функция </w:t>
@@ -16158,31 +16325,58 @@
         <w:t>я выбор исполнителя и дат.</w:t>
       </w:r>
       <w:r>
+        <w:t xml:space="preserve"> Реализация</w:t>
+      </w:r>
+      <w:r>
+        <w:rPr>
+          <w:lang w:val="en-US"/>
+        </w:rPr>
         <w:t xml:space="preserve"> </w:t>
       </w:r>
       <w:r>
-        <w:t>Реализация показана на рисун</w:t>
-      </w:r>
-      <w:r>
-        <w:t>ке 3.6</w:t>
-      </w:r>
-      <w:r>
-        <w:t>.</w:t>
-      </w:r>
-    </w:p>
-    <w:p>
-      <w:pPr>
-        <w:jc w:val="both"/>
+        <w:t>показана</w:t>
+      </w:r>
+      <w:r>
+        <w:rPr>
+          <w:lang w:val="en-US"/>
+        </w:rPr>
+        <w:t xml:space="preserve"> </w:t>
+      </w:r>
+      <w:r>
+        <w:t>на</w:t>
+      </w:r>
+      <w:r>
+        <w:rPr>
+          <w:lang w:val="en-US"/>
+        </w:rPr>
+        <w:t xml:space="preserve"> </w:t>
+      </w:r>
+      <w:r>
+        <w:t>рисунке</w:t>
+      </w:r>
+      <w:r>
+        <w:rPr>
+          <w:lang w:val="en-US"/>
+        </w:rPr>
+        <w:t xml:space="preserve"> 3.6.</w:t>
+      </w:r>
+    </w:p>
+    <w:p>
+      <w:pPr>
+        <w:jc w:val="both"/>
+        <w:rPr>
+          <w:lang w:val="en-US"/>
+        </w:rPr>
       </w:pPr>
       <w:r>
         <w:lastRenderedPageBreak/>
         <w:t>Листинг</w:t>
       </w:r>
       <w:r>
-        <w:t xml:space="preserve"> 8</w:t>
-      </w:r>
-      <w:r>
-        <w:t xml:space="preserve"> – </w:t>
+        <w:rPr>
+          <w:lang w:val="en-US"/>
+        </w:rPr>
+        <w:t xml:space="preserve"> 8 – </w:t>
       </w:r>
       <w:r>
         <w:rPr>
@@ -16197,6 +16391,9 @@
         <w:t>reate</w:t>
       </w:r>
       <w:r>
+        <w:rPr>
+          <w:lang w:val="en-US"/>
+        </w:rPr>
         <w:t>_</w:t>
       </w:r>
       <w:r>
@@ -16206,6 +16403,9 @@
         <w:t>request</w:t>
       </w:r>
       <w:r>
+        <w:rPr>
+          <w:lang w:val="en-US"/>
+        </w:rPr>
         <w:t>_</w:t>
       </w:r>
       <w:r>
@@ -16503,7 +16703,6 @@
       <w:r>
         <w:rPr>
           <w:rFonts w:ascii="Courier New" w:hAnsi="Courier New" w:cs="Courier New"/>
-          <w:lang w:val="en-US"/>
         </w:rPr>
         <w:t xml:space="preserve">            </w:t>
       </w:r>
@@ -16790,7 +16989,8 @@
       </w:pPr>
       <w:r>
         <w:rPr>
-          <w:lang w:val="en-US"/>
+          <w:noProof/>
+          <w:lang w:eastAsia="ru-RU"/>
         </w:rPr>
         <w:lastRenderedPageBreak/>
         <w:drawing>
@@ -16855,6 +17055,9 @@
       <w:pPr>
         <w:ind w:firstLine="709"/>
         <w:jc w:val="both"/>
+        <w:rPr>
+          <w:lang w:val="en-US"/>
+        </w:rPr>
       </w:pPr>
       <w:r>
         <w:t xml:space="preserve">Функция </w:t>
@@ -16881,16 +17084,40 @@
         <w:t>рий и даты выполнения.</w:t>
       </w:r>
       <w:r>
+        <w:t xml:space="preserve"> Реализация</w:t>
+      </w:r>
+      <w:r>
+        <w:rPr>
+          <w:lang w:val="en-US"/>
+        </w:rPr>
         <w:t xml:space="preserve"> </w:t>
       </w:r>
       <w:r>
-        <w:t>Реализация показана на рисун</w:t>
-      </w:r>
-      <w:r>
-        <w:t>ке 3.7</w:t>
-      </w:r>
-      <w:r>
-        <w:t>.</w:t>
+        <w:t>показана</w:t>
+      </w:r>
+      <w:r>
+        <w:rPr>
+          <w:lang w:val="en-US"/>
+        </w:rPr>
+        <w:t xml:space="preserve"> </w:t>
+      </w:r>
+      <w:r>
+        <w:t>на</w:t>
+      </w:r>
+      <w:r>
+        <w:rPr>
+          <w:lang w:val="en-US"/>
+        </w:rPr>
+        <w:t xml:space="preserve"> </w:t>
+      </w:r>
+      <w:r>
+        <w:t>рисунке</w:t>
+      </w:r>
+      <w:r>
+        <w:rPr>
+          <w:lang w:val="en-US"/>
+        </w:rPr>
+        <w:t xml:space="preserve"> 3.7.</w:t>
       </w:r>
     </w:p>
     <w:p>
@@ -17139,6 +17366,9 @@
     <w:p>
       <w:pPr>
         <w:jc w:val="both"/>
+        <w:rPr>
+          <w:lang w:val="en-US"/>
+        </w:rPr>
       </w:pPr>
     </w:p>
     <w:p>
@@ -17287,6 +17517,10 @@
         <w:jc w:val="center"/>
       </w:pPr>
       <w:r>
+        <w:rPr>
+          <w:noProof/>
+          <w:lang w:eastAsia="ru-RU"/>
+        </w:rPr>
         <w:drawing>
           <wp:inline distT="0" distB="0" distL="0" distR="0" wp14:anchorId="29BCACB3" wp14:editId="463A24E5">
             <wp:extent cx="3057525" cy="3727220"/>
@@ -17375,11 +17609,17 @@
     <w:p>
       <w:pPr>
         <w:jc w:val="both"/>
+        <w:rPr>
+          <w:lang w:val="en-US"/>
+        </w:rPr>
       </w:pPr>
       <w:r>
         <w:t>Листинг</w:t>
       </w:r>
       <w:r>
+        <w:rPr>
+          <w:lang w:val="en-US"/>
+        </w:rPr>
         <w:t xml:space="preserve"> 10 – </w:t>
       </w:r>
       <w:r>
@@ -17395,6 +17635,9 @@
         <w:t>elete</w:t>
       </w:r>
       <w:r>
+        <w:rPr>
+          <w:lang w:val="en-US"/>
+        </w:rPr>
         <w:t xml:space="preserve"> _</w:t>
       </w:r>
       <w:r>
@@ -21216,6 +21459,7 @@
       <w:r>
         <w:rPr>
           <w:rFonts w:ascii="Courier New" w:hAnsi="Courier New" w:cs="Courier New"/>
+          <w:lang w:val="en-US"/>
         </w:rPr>
         <w:t xml:space="preserve">            </w:t>
       </w:r>
@@ -21745,31 +21989,59 @@
         <w:spacing w:line="240" w:lineRule="auto"/>
         <w:rPr>
           <w:rFonts w:ascii="Courier New" w:hAnsi="Courier New" w:cs="Courier New"/>
-        </w:rPr>
-      </w:pPr>
-      <w:r>
-        <w:rPr>
-          <w:rFonts w:ascii="Courier New" w:hAnsi="Courier New" w:cs="Courier New"/>
+          <w:lang w:val="en-US"/>
+        </w:rPr>
+      </w:pPr>
+      <w:r>
+        <w:rPr>
+          <w:rFonts w:ascii="Courier New" w:hAnsi="Courier New" w:cs="Courier New"/>
+          <w:lang w:val="en-US"/>
+        </w:rPr>
+        <w:t xml:space="preserve">            id='123456789012',</w:t>
+      </w:r>
+    </w:p>
+    <w:p>
+      <w:pPr>
+        <w:spacing w:line="240" w:lineRule="auto"/>
+        <w:rPr>
+          <w:rFonts w:ascii="Courier New" w:hAnsi="Courier New" w:cs="Courier New"/>
+          <w:lang w:val="en-US"/>
+        </w:rPr>
+      </w:pPr>
+      <w:r>
+        <w:rPr>
+          <w:rFonts w:ascii="Courier New" w:hAnsi="Courier New" w:cs="Courier New"/>
+          <w:lang w:val="en-US"/>
         </w:rPr>
         <w:t xml:space="preserve">            </w:t>
       </w:r>
       <w:r>
         <w:rPr>
           <w:rFonts w:ascii="Courier New" w:hAnsi="Courier New" w:cs="Courier New"/>
-        </w:rPr>
-        <w:t>id='123456789012',</w:t>
-      </w:r>
-    </w:p>
-    <w:p>
-      <w:pPr>
-        <w:spacing w:line="240" w:lineRule="auto"/>
-        <w:rPr>
-          <w:rFonts w:ascii="Courier New" w:hAnsi="Courier New" w:cs="Courier New"/>
-        </w:rPr>
-      </w:pPr>
-      <w:r>
-        <w:rPr>
-          <w:rFonts w:ascii="Courier New" w:hAnsi="Courier New" w:cs="Courier New"/>
+          <w:lang w:val="en-US"/>
+        </w:rPr>
+        <w:t>inn</w:t>
+      </w:r>
+      <w:r>
+        <w:rPr>
+          <w:rFonts w:ascii="Courier New" w:hAnsi="Courier New" w:cs="Courier New"/>
+          <w:lang w:val="en-US"/>
+        </w:rPr>
+        <w:t>=987654321098,</w:t>
+      </w:r>
+    </w:p>
+    <w:p>
+      <w:pPr>
+        <w:spacing w:line="240" w:lineRule="auto"/>
+        <w:rPr>
+          <w:rFonts w:ascii="Courier New" w:hAnsi="Courier New" w:cs="Courier New"/>
+          <w:lang w:val="en-US"/>
+        </w:rPr>
+      </w:pPr>
+      <w:r>
+        <w:rPr>
+          <w:rFonts w:ascii="Courier New" w:hAnsi="Courier New" w:cs="Courier New"/>
+          <w:lang w:val="en-US"/>
         </w:rPr>
         <w:t xml:space="preserve">            </w:t>
       </w:r>
@@ -21778,38 +22050,12 @@
           <w:rFonts w:ascii="Courier New" w:hAnsi="Courier New" w:cs="Courier New"/>
           <w:lang w:val="en-US"/>
         </w:rPr>
-        <w:t>inn</w:t>
-      </w:r>
-      <w:r>
-        <w:rPr>
-          <w:rFonts w:ascii="Courier New" w:hAnsi="Courier New" w:cs="Courier New"/>
-        </w:rPr>
-        <w:t>=987654321098,</w:t>
-      </w:r>
-    </w:p>
-    <w:p>
-      <w:pPr>
-        <w:spacing w:line="240" w:lineRule="auto"/>
-        <w:rPr>
-          <w:rFonts w:ascii="Courier New" w:hAnsi="Courier New" w:cs="Courier New"/>
-        </w:rPr>
-      </w:pPr>
-      <w:r>
-        <w:rPr>
-          <w:rFonts w:ascii="Courier New" w:hAnsi="Courier New" w:cs="Courier New"/>
-        </w:rPr>
-        <w:t xml:space="preserve">            </w:t>
-      </w:r>
-      <w:r>
-        <w:rPr>
-          <w:rFonts w:ascii="Courier New" w:hAnsi="Courier New" w:cs="Courier New"/>
-          <w:lang w:val="en-US"/>
-        </w:rPr>
         <w:t>number</w:t>
       </w:r>
       <w:r>
         <w:rPr>
           <w:rFonts w:ascii="Courier New" w:hAnsi="Courier New" w:cs="Courier New"/>
+          <w:lang w:val="en-US"/>
         </w:rPr>
         <w:t>_</w:t>
       </w:r>
@@ -21823,6 +22069,7 @@
       <w:r>
         <w:rPr>
           <w:rFonts w:ascii="Courier New" w:hAnsi="Courier New" w:cs="Courier New"/>
+          <w:lang w:val="en-US"/>
         </w:rPr>
         <w:t>='+79007654321',</w:t>
       </w:r>
@@ -21838,6 +22085,7 @@
       <w:r>
         <w:rPr>
           <w:rFonts w:ascii="Courier New" w:hAnsi="Courier New" w:cs="Courier New"/>
+          <w:lang w:val="en-US"/>
         </w:rPr>
         <w:t xml:space="preserve">            </w:t>
       </w:r>
@@ -22391,6 +22639,7 @@
       <w:r>
         <w:rPr>
           <w:rFonts w:ascii="Courier New" w:hAnsi="Courier New" w:cs="Courier New"/>
+          <w:lang w:val="en-US"/>
         </w:rPr>
         <w:t xml:space="preserve">            </w:t>
       </w:r>
@@ -22407,15 +22656,26 @@
         <w:jc w:val="both"/>
         <w:rPr>
           <w:rFonts w:ascii="Courier New" w:hAnsi="Courier New" w:cs="Courier New"/>
-          <w:lang w:val="en-US"/>
-        </w:rPr>
-      </w:pPr>
-      <w:r>
-        <w:rPr>
-          <w:rFonts w:ascii="Courier New" w:hAnsi="Courier New" w:cs="Courier New"/>
-          <w:lang w:val="en-US"/>
-        </w:rPr>
-        <w:t xml:space="preserve">            inn=9876543210,</w:t>
+        </w:rPr>
+      </w:pPr>
+      <w:r>
+        <w:rPr>
+          <w:rFonts w:ascii="Courier New" w:hAnsi="Courier New" w:cs="Courier New"/>
+        </w:rPr>
+        <w:t xml:space="preserve">            </w:t>
+      </w:r>
+      <w:r>
+        <w:rPr>
+          <w:rFonts w:ascii="Courier New" w:hAnsi="Courier New" w:cs="Courier New"/>
+          <w:lang w:val="en-US"/>
+        </w:rPr>
+        <w:t>inn</w:t>
+      </w:r>
+      <w:r>
+        <w:rPr>
+          <w:rFonts w:ascii="Courier New" w:hAnsi="Courier New" w:cs="Courier New"/>
+        </w:rPr>
+        <w:t>=9876543210,</w:t>
       </w:r>
     </w:p>
     <w:p>
@@ -22439,9 +22699,15 @@
       <w:r>
         <w:rPr>
           <w:rFonts w:ascii="Courier New" w:hAnsi="Courier New" w:cs="Courier New"/>
-          <w:lang w:val="en-US"/>
-        </w:rPr>
-        <w:t xml:space="preserve">            number_phone='+79007654321',</w:t>
+        </w:rPr>
+        <w:t xml:space="preserve">            </w:t>
+      </w:r>
+      <w:r>
+        <w:rPr>
+          <w:rFonts w:ascii="Courier New" w:hAnsi="Courier New" w:cs="Courier New"/>
+          <w:lang w:val="en-US"/>
+        </w:rPr>
+        <w:t>number_phone='+79007654321',</w:t>
       </w:r>
     </w:p>
     <w:p>
@@ -22591,6 +22857,7 @@
         <w:jc w:val="both"/>
         <w:rPr>
           <w:rFonts w:ascii="Courier New" w:hAnsi="Courier New" w:cs="Courier New"/>
+          <w:lang w:val="en-US"/>
         </w:rPr>
       </w:pPr>
       <w:r>
@@ -22603,6 +22870,7 @@
       <w:r>
         <w:rPr>
           <w:rFonts w:ascii="Courier New" w:hAnsi="Courier New" w:cs="Courier New"/>
+          <w:lang w:val="en-US"/>
         </w:rPr>
         <w:t>password='tech123'</w:t>
       </w:r>
@@ -22613,11 +22881,13 @@
         <w:jc w:val="both"/>
         <w:rPr>
           <w:rFonts w:ascii="Courier New" w:hAnsi="Courier New" w:cs="Courier New"/>
-        </w:rPr>
-      </w:pPr>
-      <w:r>
-        <w:rPr>
-          <w:rFonts w:ascii="Courier New" w:hAnsi="Courier New" w:cs="Courier New"/>
+          <w:lang w:val="en-US"/>
+        </w:rPr>
+      </w:pPr>
+      <w:r>
+        <w:rPr>
+          <w:rFonts w:ascii="Courier New" w:hAnsi="Courier New" w:cs="Courier New"/>
+          <w:lang w:val="en-US"/>
         </w:rPr>
         <w:t xml:space="preserve">        )</w:t>
       </w:r>
@@ -22628,27 +22898,75 @@
         <w:jc w:val="both"/>
         <w:rPr>
           <w:rFonts w:ascii="Courier New" w:hAnsi="Courier New" w:cs="Courier New"/>
-        </w:rPr>
-      </w:pPr>
-      <w:r>
-        <w:rPr>
-          <w:rFonts w:ascii="Courier New" w:hAnsi="Courier New" w:cs="Courier New"/>
-        </w:rPr>
-        <w:t xml:space="preserve">        # Создание оборудования с типом</w:t>
-      </w:r>
-    </w:p>
-    <w:p>
-      <w:pPr>
-        <w:spacing w:line="240" w:lineRule="auto"/>
-        <w:jc w:val="both"/>
-        <w:rPr>
-          <w:rFonts w:ascii="Courier New" w:hAnsi="Courier New" w:cs="Courier New"/>
-          <w:lang w:val="en-US"/>
-        </w:rPr>
-      </w:pPr>
-      <w:r>
-        <w:rPr>
-          <w:rFonts w:ascii="Courier New" w:hAnsi="Courier New" w:cs="Courier New"/>
+          <w:lang w:val="en-US"/>
+        </w:rPr>
+      </w:pPr>
+      <w:r>
+        <w:rPr>
+          <w:rFonts w:ascii="Courier New" w:hAnsi="Courier New" w:cs="Courier New"/>
+          <w:lang w:val="en-US"/>
+        </w:rPr>
+        <w:t xml:space="preserve">        # </w:t>
+      </w:r>
+      <w:r>
+        <w:rPr>
+          <w:rFonts w:ascii="Courier New" w:hAnsi="Courier New" w:cs="Courier New"/>
+        </w:rPr>
+        <w:t>Создание</w:t>
+      </w:r>
+      <w:r>
+        <w:rPr>
+          <w:rFonts w:ascii="Courier New" w:hAnsi="Courier New" w:cs="Courier New"/>
+          <w:lang w:val="en-US"/>
+        </w:rPr>
+        <w:t xml:space="preserve"> </w:t>
+      </w:r>
+      <w:r>
+        <w:rPr>
+          <w:rFonts w:ascii="Courier New" w:hAnsi="Courier New" w:cs="Courier New"/>
+        </w:rPr>
+        <w:t>оборудования</w:t>
+      </w:r>
+      <w:r>
+        <w:rPr>
+          <w:rFonts w:ascii="Courier New" w:hAnsi="Courier New" w:cs="Courier New"/>
+          <w:lang w:val="en-US"/>
+        </w:rPr>
+        <w:t xml:space="preserve"> </w:t>
+      </w:r>
+      <w:r>
+        <w:rPr>
+          <w:rFonts w:ascii="Courier New" w:hAnsi="Courier New" w:cs="Courier New"/>
+        </w:rPr>
+        <w:t>с</w:t>
+      </w:r>
+      <w:r>
+        <w:rPr>
+          <w:rFonts w:ascii="Courier New" w:hAnsi="Courier New" w:cs="Courier New"/>
+          <w:lang w:val="en-US"/>
+        </w:rPr>
+        <w:t xml:space="preserve"> </w:t>
+      </w:r>
+      <w:r>
+        <w:rPr>
+          <w:rFonts w:ascii="Courier New" w:hAnsi="Courier New" w:cs="Courier New"/>
+        </w:rPr>
+        <w:t>типом</w:t>
+      </w:r>
+    </w:p>
+    <w:p>
+      <w:pPr>
+        <w:spacing w:line="240" w:lineRule="auto"/>
+        <w:jc w:val="both"/>
+        <w:rPr>
+          <w:rFonts w:ascii="Courier New" w:hAnsi="Courier New" w:cs="Courier New"/>
+          <w:lang w:val="en-US"/>
+        </w:rPr>
+      </w:pPr>
+      <w:r>
+        <w:rPr>
+          <w:rFonts w:ascii="Courier New" w:hAnsi="Courier New" w:cs="Courier New"/>
+          <w:lang w:val="en-US"/>
         </w:rPr>
         <w:t xml:space="preserve">        </w:t>
       </w:r>
@@ -26084,7 +26402,7 @@
           <w:sz w:val="24"/>
           <w:szCs w:val="24"/>
         </w:rPr>
-        <w:t>Сп</w:t>
+        <w:t>Спроектирована функциональная</w:t>
       </w:r>
       <w:r>
         <w:rPr>
@@ -26092,7 +26410,7 @@
           <w:sz w:val="24"/>
           <w:szCs w:val="24"/>
         </w:rPr>
-        <w:t>роектирована функциональная</w:t>
+        <w:t xml:space="preserve"> арх</w:t>
       </w:r>
       <w:r>
         <w:rPr>
@@ -26100,23 +26418,7 @@
           <w:sz w:val="24"/>
           <w:szCs w:val="24"/>
         </w:rPr>
-        <w:t xml:space="preserve"> арх</w:t>
-      </w:r>
-      <w:r>
-        <w:rPr>
-          <w:rFonts w:ascii="Times New Roman" w:eastAsia="Times New Roman" w:hAnsi="Times New Roman"/>
-          <w:sz w:val="24"/>
-          <w:szCs w:val="24"/>
-        </w:rPr>
-        <w:t>итектура</w:t>
-      </w:r>
-      <w:r>
-        <w:rPr>
-          <w:rFonts w:ascii="Times New Roman" w:eastAsia="Times New Roman" w:hAnsi="Times New Roman"/>
-          <w:sz w:val="24"/>
-          <w:szCs w:val="24"/>
-        </w:rPr>
-        <w:t xml:space="preserve"> программного средства</w:t>
+        <w:t>итектура программного средства</w:t>
       </w:r>
       <w:r>
         <w:rPr>
@@ -26152,31 +26454,7 @@
           <w:sz w:val="24"/>
           <w:szCs w:val="24"/>
         </w:rPr>
-        <w:t>Спроектирована</w:t>
-      </w:r>
-      <w:r>
-        <w:rPr>
-          <w:rFonts w:ascii="Times New Roman" w:eastAsia="Times New Roman" w:hAnsi="Times New Roman"/>
-          <w:sz w:val="24"/>
-          <w:szCs w:val="24"/>
-        </w:rPr>
-        <w:t xml:space="preserve"> </w:t>
-      </w:r>
-      <w:r>
-        <w:rPr>
-          <w:rFonts w:ascii="Times New Roman" w:eastAsia="Times New Roman" w:hAnsi="Times New Roman"/>
-          <w:sz w:val="24"/>
-          <w:szCs w:val="24"/>
-        </w:rPr>
-        <w:t>структура</w:t>
-      </w:r>
-      <w:r>
-        <w:rPr>
-          <w:rFonts w:ascii="Times New Roman" w:eastAsia="Times New Roman" w:hAnsi="Times New Roman"/>
-          <w:sz w:val="24"/>
-          <w:szCs w:val="24"/>
-        </w:rPr>
-        <w:t xml:space="preserve"> базы данных</w:t>
+        <w:t>Спроектирована структура базы данных</w:t>
       </w:r>
       <w:r>
         <w:rPr>
@@ -26213,15 +26491,7 @@
           <w:sz w:val="24"/>
           <w:szCs w:val="24"/>
         </w:rPr>
-        <w:t>Реализо</w:t>
-      </w:r>
-      <w:r>
-        <w:rPr>
-          <w:rFonts w:ascii="Times New Roman" w:eastAsia="Times New Roman" w:hAnsi="Times New Roman"/>
-          <w:sz w:val="24"/>
-          <w:szCs w:val="24"/>
-        </w:rPr>
-        <w:t>ван</w:t>
+        <w:t>Реализован</w:t>
       </w:r>
       <w:r>
         <w:rPr>
@@ -26257,23 +26527,7 @@
           <w:sz w:val="24"/>
           <w:szCs w:val="24"/>
         </w:rPr>
-        <w:t>П</w:t>
-      </w:r>
-      <w:r>
-        <w:rPr>
-          <w:rFonts w:ascii="Times New Roman" w:eastAsia="Times New Roman" w:hAnsi="Times New Roman"/>
-          <w:sz w:val="24"/>
-          <w:szCs w:val="24"/>
-        </w:rPr>
-        <w:t>роведено</w:t>
-      </w:r>
-      <w:r>
-        <w:rPr>
-          <w:rFonts w:ascii="Times New Roman" w:eastAsia="Times New Roman" w:hAnsi="Times New Roman"/>
-          <w:sz w:val="24"/>
-          <w:szCs w:val="24"/>
-        </w:rPr>
-        <w:t xml:space="preserve"> модульное тестирование.</w:t>
+        <w:t>Проведено модульное тестирование.</w:t>
       </w:r>
     </w:p>
     <w:p>
@@ -27106,6 +27360,7 @@
         <w:docPartUnique/>
       </w:docPartObj>
     </w:sdtPr>
+    <w:sdtEndPr/>
     <w:sdtContent>
       <w:p>
         <w:pPr>
@@ -27151,6 +27406,7 @@
         <w:docPartUnique/>
       </w:docPartObj>
     </w:sdtPr>
+    <w:sdtEndPr/>
     <w:sdtContent>
       <w:p>
         <w:pPr>
@@ -30643,7 +30899,7 @@
 </file>
 
 <file path=customXml/itemProps1.xml><?xml version="1.0" encoding="utf-8"?>
-<ds:datastoreItem xmlns:ds="http://schemas.openxmlformats.org/officeDocument/2006/customXml" ds:itemID="{12C2D67D-6C10-44B6-A4C7-05CE5BE687AE}">
+<ds:datastoreItem xmlns:ds="http://schemas.openxmlformats.org/officeDocument/2006/customXml" ds:itemID="{F9EDDD54-1D03-402B-9CA5-4977BDC2691E}">
   <ds:schemaRefs>
     <ds:schemaRef ds:uri="http://schemas.openxmlformats.org/officeDocument/2006/bibliography"/>
   </ds:schemaRefs>
